--- a/Entregables_pt_app/07_dashboards/tests/test_07_graficos.docx
+++ b/Entregables_pt_app/07_dashboards/tests/test_07_graficos.docx
@@ -1858,7 +1858,7 @@
         <w:rPr>
           <w:rStyle w:val="NormalTok"/>
         </w:rPr>
-        <w:t xml:space="preserve"> /ruta/a/pt_app/deliv/07_dashboards/tests</w:t>
+        <w:t xml:space="preserve"> /ruta/a/pt_app/Entregables_pt_app/07_dashboards/tests</w:t>
       </w:r>
       <w:r>
         <w:br/>
@@ -1918,7 +1918,7 @@
         <w:rPr>
           <w:rStyle w:val="NormalTok"/>
         </w:rPr>
-        <w:t xml:space="preserve"> /ruta/a/pt_app/deliv/07_dashboards</w:t>
+        <w:t xml:space="preserve"> /ruta/a/pt_app/Entregables_pt_app/07_dashboards</w:t>
       </w:r>
       <w:r>
         <w:br/>
